--- a/ru/wisdom-stories/donkeys-law.docx
+++ b/ru/wisdom-stories/donkeys-law.docx
@@ -3,58 +3,92 @@
 <w:document xmlns:wpc="http://schemas.microsoft.com/office/word/2010/wordprocessingCanvas" xmlns:mo="http://schemas.microsoft.com/office/mac/office/2008/main" xmlns:mc="http://schemas.openxmlformats.org/markup-compatibility/2006" xmlns:mv="urn:schemas-microsoft-com:mac:vml" xmlns:o="urn:schemas-microsoft-com:office:office" xmlns:r="http://schemas.openxmlformats.org/officeDocument/2006/relationships" xmlns:m="http://schemas.openxmlformats.org/officeDocument/2006/math" xmlns:v="urn:schemas-microsoft-com:vml" xmlns:wp14="http://schemas.microsoft.com/office/word/2010/wordprocessingDrawing" xmlns:wp="http://schemas.openxmlformats.org/drawingml/2006/wordprocessingDrawing" xmlns:w10="urn:schemas-microsoft-com:office:word" xmlns:w="http://schemas.openxmlformats.org/wordprocessingml/2006/main" xmlns:w14="http://schemas.microsoft.com/office/word/2010/wordml" xmlns:wpg="http://schemas.microsoft.com/office/word/2010/wordprocessingGroup" xmlns:wpi="http://schemas.microsoft.com/office/word/2010/wordprocessingInk" xmlns:wne="http://schemas.microsoft.com/office/word/2006/wordml" xmlns:wps="http://schemas.microsoft.com/office/word/2010/wordprocessingShape" mc:Ignorable="w14 wp14">
   <w:body>
     <w:p>
+      <w:pPr>
+        <w:pStyle w:val="Title"/>
+      </w:pPr>
       <w:r>
         <w:t>Закон осла</w:t>
       </w:r>
     </w:p>
     <w:p>
+      <w:pPr/>
       <w:r>
         <w:t>Однажды осёл становится царём леса. Через несколько дней он издаёт закон: все должны ложиться спать в шесть вечера и просыпаться в шесть утра. В течение двенадцати часов в лесу должна царить полная тишина, и любой, кто нарушит закон, будет наказан.</w:t>
       </w:r>
     </w:p>
     <w:p>
+      <w:pPr>
+        <w:spacing w:after="80"/>
+      </w:pPr>
       <w:r>
         <w:t>Таким образом, на некоторое время в лесу воцаряется тишина.</w:t>
       </w:r>
     </w:p>
     <w:p>
+      <w:pPr/>
       <w:r>
-        <w:t>Однажды петух просыпается в пять утра и начинает кукарекать. Мир в лесу вступает в конфликт. Немедленно назначается суд, и петуха казнят по приговору осла. После этого дня никто не прикасается к закону из страха перед царём.</w:t>
+        <w:t>Однажды петух просыпается в пять утра и начинает кукарекать, нарушая тишину. Его тут же отдают под суд и по приговору осла казнят. С тех пор никто не осмеливается нарушить закон.</w:t>
       </w:r>
     </w:p>
     <w:p>
+      <w:pPr/>
       <w:r>
         <w:t>Проходят годы, осёл стареет и слабеет. Он уединяется в уголке леса и ждёт смерти. К нему приходит лев, оценивает его состояние и спрашивает:</w:t>
       </w:r>
     </w:p>
     <w:p>
+      <w:pPr/>
       <w:r>
         <w:t>— Ты уже живёшь свои последние дни. Мы хотим знать: в чём заключалась мудрость того закона, который предписывал ложиться спать в шесть вечера и вставать в шесть утра? Сколько раз мы пытались восстать и отменить его, но сдерживались, потому что это нарушило бы порядок в лесу. Мы говорили себе, что, возможно, в этом законе есть какая-то мудрость, которую мы не понимаем.</w:t>
       </w:r>
     </w:p>
     <w:p>
+      <w:pPr>
+        <w:spacing w:after="80"/>
+      </w:pPr>
       <w:r>
         <w:t>Осел улыбнулся и ответил:</w:t>
       </w:r>
     </w:p>
     <w:p>
+      <w:pPr>
+        <w:keepNext/>
+      </w:pPr>
       <w:r>
-        <w:t>— И я сам годами задавался этим вопросом: почему дикие животные леса подчинялись этому закону, который я, подобно овцам, вывел из своей ослиной сущности?</w:t>
+        <w:t>— Я и сам все эти годы удивлялся: почему лесные звери так покорно подчиняются закону, который я придумал по своей ослиной глупости?</w:t>
       </w:r>
     </w:p>
     <w:p>
+      <w:pPr>
+        <w:keepNext/>
+        <w:keepLines/>
+        <w:spacing w:before="160"/>
+      </w:pPr>
       <w:r>
-        <w:t>Мораль: Бессмысленный закон держится не силой того, кто его дал, а молчанием тех, кто подчиняется. За приказом не всегда стоит мудрость — иногда лишь ослиная сущность; не стесняйтесь спрашивать, ведь вопрос без ответа превращает и самую старую бессмыслицу в закон.</w:t>
+        <w:rPr>
+          <w:b/>
+        </w:rPr>
+        <w:t>Мораль:</w:t>
+      </w:r>
+      <w:r>
+        <w:t xml:space="preserve"> Бессмысленный закон держится на молчании тех, кто ему подчиняется. За приказом не всегда стоит мудрость. Не бойтесь задавать вопросы и проверять, есть ли смысл в привычных правилах.</w:t>
       </w:r>
     </w:p>
     <w:p>
+      <w:pPr>
+        <w:spacing w:after="80"/>
+      </w:pPr>
       <w:r>
+        <w:rPr>
+          <w:i/>
+          <w:sz w:val="18"/>
+        </w:rPr>
         <w:t>«История взята из открытых источников Интернета.»</w:t>
       </w:r>
     </w:p>
     <w:sectPr>
-      <w:pgSz w:w="12240" w:h="15840"/>
-      <w:pgMar w:top="1440" w:right="1800" w:bottom="1440" w:left="1800" w:header="720" w:footer="720" w:gutter="0"/>
+      <w:pgSz w:w="11909" w:h="16834"/>
+      <w:pgMar w:top="1152" w:right="1224" w:bottom="1152" w:left="1224" w:header="720" w:footer="720" w:gutter="0"/>
       <w:cols w:space="720"/>
       <w:docGrid w:linePitch="360"/>
     </w:sectPr>
@@ -425,6 +459,16 @@
     <w:name w:val="Normal"/>
     <w:qFormat/>
     <w:rsid w:val="00FC693F"/>
+    <w:pPr>
+      <w:widowControl/>
+      <w:spacing w:after="120" w:line="269" w:lineRule="auto"/>
+    </w:pPr>
+    <w:rPr>
+      <w:rFonts w:ascii="Arial" w:hAnsi="Arial"/>
+      <w:color w:val="000000"/>
+      <w:sz w:val="22"/>
+      <w:lang w:val="ru-RU"/>
+    </w:rPr>
   </w:style>
   <w:style w:type="paragraph" w:styleId="Header">
     <w:name w:val="header"/>
@@ -767,18 +811,20 @@
     <w:qFormat/>
     <w:rsid w:val="00FC693F"/>
     <w:pPr>
+      <w:keepNext/>
       <w:pBdr>
         <w:bottom w:val="single" w:sz="8" w:space="4" w:color="4F81BD" w:themeColor="accent1"/>
       </w:pBdr>
-      <w:spacing w:after="300" w:line="240" w:lineRule="auto"/>
+      <w:spacing w:after="280" w:line="240" w:lineRule="auto"/>
       <w:contextualSpacing/>
     </w:pPr>
     <w:rPr>
-      <w:rFonts w:asciiTheme="majorHAnsi" w:eastAsiaTheme="majorEastAsia" w:hAnsiTheme="majorHAnsi" w:cstheme="majorBidi"/>
-      <w:color w:val="17365D" w:themeColor="text2" w:themeShade="BF"/>
+      <w:rFonts w:asciiTheme="majorHAnsi" w:eastAsiaTheme="majorEastAsia" w:hAnsiTheme="majorHAnsi" w:cstheme="majorBidi" w:ascii="Arial" w:hAnsi="Arial"/>
+      <w:b/>
+      <w:color w:val="000000"/>
       <w:spacing w:val="5"/>
       <w:kern w:val="28"/>
-      <w:sz w:val="52"/>
+      <w:sz w:val="34"/>
       <w:szCs w:val="52"/>
     </w:rPr>
   </w:style>

--- a/ru/wisdom-stories/donkeys-law.docx
+++ b/ru/wisdom-stories/donkeys-law.docx
@@ -27,19 +27,19 @@
     <w:p>
       <w:pPr/>
       <w:r>
-        <w:t>Однажды петух просыпается в пять утра и начинает кукарекать, нарушая тишину. Его тут же отдают под суд и по приговору осла казнят. С тех пор никто не осмеливается нарушить закон.</w:t>
+        <w:t>Однажды петух просыпается в пять утра и начинает кукарекать, нарушая тишину. В лесу поднимается переполох. Его тут же отдают под суд и по приговору осла казнят. С тех пор из страха перед царём никто не осмеливается нарушить закон.</w:t>
       </w:r>
     </w:p>
     <w:p>
       <w:pPr/>
       <w:r>
-        <w:t>Проходят годы, осёл стареет и слабеет. Он уединяется в уголке леса и ждёт смерти. К нему приходит лев, оценивает его состояние и спрашивает:</w:t>
+        <w:t>Проходят годы, осёл стареет и слабеет. Он уединяется в уголке леса и ждёт смерти. К нему приходит лев, справляется о его здоровье и спрашивает:</w:t>
       </w:r>
     </w:p>
     <w:p>
       <w:pPr/>
       <w:r>
-        <w:t>— Ты уже живёшь свои последние дни. Мы хотим знать: в чём заключалась мудрость того закона, который предписывал ложиться спать в шесть вечера и вставать в шесть утра? Сколько раз мы пытались восстать и отменить его, но сдерживались, потому что это нарушило бы порядок в лесу. Мы говорили себе, что, возможно, в этом законе есть какая-то мудрость, которую мы не понимаем.</w:t>
+        <w:t>— Ты уже живёшь свои последние дни. Мы хотим знать: в чём заключалась мудрость того закона, который предписывал ложиться спать в шесть вечера и вставать в шесть утра? Сколько раз мы хотели восстать и отменить его, но сдерживались, потому что это нарушило бы порядок в лесу. Мы говорили себе, что, возможно, в этом законе есть какая-то мудрость, которую мы не понимаем.</w:t>
       </w:r>
     </w:p>
     <w:p>
@@ -55,7 +55,7 @@
         <w:keepNext/>
       </w:pPr>
       <w:r>
-        <w:t>— Я и сам все эти годы удивлялся: почему лесные звери так покорно подчиняются закону, который я придумал по своей ослиной глупости?</w:t>
+        <w:t>— Я и сам все эти годы удивлялся: почему дикие звери леса склонили головы, как овцы, перед законом, который я придумал по своей ослиной глупости?</w:t>
       </w:r>
     </w:p>
     <w:p>
@@ -68,11 +68,9 @@
         <w:rPr>
           <w:b/>
         </w:rPr>
-        <w:t>Мораль:</w:t>
+        <w:t>Мораль: Бессмысленный закон держит на ногах не сила того, кто его издал, а молчание тех, кто подчиняется. За приказом не всегда стоит мудрость — иногда за ним просто ослиная глупость. Не бойтесь спрашивать: вопрос без ответа превращает в закон даже самую старую нелепость.</w:t>
       </w:r>
-      <w:r>
-        <w:t xml:space="preserve"> Бессмысленный закон держится на молчании тех, кто ему подчиняется. За приказом не всегда стоит мудрость. Не бойтесь задавать вопросы и проверять, есть ли смысл в привычных правилах.</w:t>
-      </w:r>
+      <w:r/>
     </w:p>
     <w:p>
       <w:pPr>
@@ -83,7 +81,7 @@
           <w:i/>
           <w:sz w:val="18"/>
         </w:rPr>
-        <w:t>«История взята из открытых источников Интернета.»</w:t>
+        <w:t>Рассказы взяты из открытых интернет-источников, а иллюстрации созданы с помощью ИИ.</w:t>
       </w:r>
     </w:p>
     <w:sectPr>
